--- a/testakten/robotikrecht-roboterflotte-vellbruck-muenchen/42_behoerdenantwort_entwurf.docx
+++ b/testakten/robotikrecht-roboterflotte-vellbruck-muenchen/42_behoerdenantwort_entwurf.docx
@@ -388,13 +388,100 @@
       </w:r>
     </w:p>
     <w:sectPr>
+      <w:headerReference w:type="default" r:id="rId9"/>
+      <w:footerReference w:type="default" r:id="rId10"/>
       <w:pgSz w:w="11906" w:h="16838"/>
-      <w:pgMar w:top="1417" w:right="1417" w:bottom="1417" w:left="1417" w:header="720" w:footer="720" w:gutter="0"/>
+      <w:pgMar w:top="1417" w:right="1417" w:bottom="1417" w:left="1417" w:header="680" w:footer="567" w:gutter="0"/>
       <w:cols w:space="720"/>
       <w:docGrid w:linePitch="360"/>
     </w:sectPr>
   </w:body>
 </w:document>
+</file>
+
+<file path=word/footer1.xml><?xml version="1.0" encoding="utf-8"?>
+<w:ftr xmlns:m="http://schemas.openxmlformats.org/officeDocument/2006/math" xmlns:mc="http://schemas.openxmlformats.org/markup-compatibility/2006" xmlns:mo="http://schemas.microsoft.com/office/mac/office/2008/main" xmlns:mv="urn:schemas-microsoft-com:mac:vml" xmlns:o="urn:schemas-microsoft-com:office:office" xmlns:r="http://schemas.openxmlformats.org/officeDocument/2006/relationships" xmlns:v="urn:schemas-microsoft-com:vml" xmlns:w10="urn:schemas-microsoft-com:office:word" xmlns:w14="http://schemas.microsoft.com/office/word/2010/wordml" xmlns:w="http://schemas.openxmlformats.org/wordprocessingml/2006/main" xmlns:wne="http://schemas.microsoft.com/office/word/2006/wordml" xmlns:wp14="http://schemas.microsoft.com/office/word/2010/wordprocessingDrawing" xmlns:wp="http://schemas.openxmlformats.org/drawingml/2006/wordprocessingDrawing" xmlns:wpc="http://schemas.microsoft.com/office/word/2010/wordprocessingCanvas" xmlns:wpg="http://schemas.microsoft.com/office/word/2010/wordprocessingGroup" xmlns:wpi="http://schemas.microsoft.com/office/word/2010/wordprocessingInk" xmlns:wps="http://schemas.microsoft.com/office/word/2010/wordprocessingShape" mc:Ignorable="w14 wp14">
+  <w:p>
+    <w:pPr>
+      <w:pStyle w:val="Footer"/>
+      <w:tabs>
+        <w:tab w:pos="9071" w:val="right"/>
+      </w:tabs>
+      <w:jc w:val="left"/>
+    </w:pPr>
+    <w:r>
+      <w:rPr>
+        <w:rFonts w:ascii="Times New Roman" w:hAnsi="Times New Roman"/>
+        <w:color w:val="6B6B66"/>
+        <w:sz w:val="16"/>
+      </w:rPr>
+    </w:r>
+    <w:r>
+      <w:rPr>
+        <w:rFonts w:ascii="Times New Roman" w:hAnsi="Times New Roman"/>
+        <w:color w:val="6B6B66"/>
+        <w:sz w:val="16"/>
+      </w:rPr>
+      <w:t>Behördenantwort Entwurf</w:t>
+    </w:r>
+    <w:r>
+      <w:rPr>
+        <w:rFonts w:ascii="Times New Roman" w:hAnsi="Times New Roman"/>
+        <w:color w:val="6B6B66"/>
+        <w:sz w:val="16"/>
+      </w:rPr>
+      <w:tab/>
+      <w:t xml:space="preserve">Seite </w:t>
+    </w:r>
+    <w:r>
+      <w:rPr>
+        <w:rFonts w:ascii="Times New Roman" w:hAnsi="Times New Roman"/>
+        <w:color w:val="6B6B66"/>
+        <w:sz w:val="16"/>
+      </w:rPr>
+      <w:fldChar w:fldCharType="begin"/>
+      <w:instrText xml:space="preserve"> PAGE </w:instrText>
+      <w:fldChar w:fldCharType="end"/>
+    </w:r>
+  </w:p>
+</w:ftr>
+</file>
+
+<file path=word/header1.xml><?xml version="1.0" encoding="utf-8"?>
+<w:hdr xmlns:m="http://schemas.openxmlformats.org/officeDocument/2006/math" xmlns:mc="http://schemas.openxmlformats.org/markup-compatibility/2006" xmlns:mo="http://schemas.microsoft.com/office/mac/office/2008/main" xmlns:mv="urn:schemas-microsoft-com:mac:vml" xmlns:o="urn:schemas-microsoft-com:office:office" xmlns:r="http://schemas.openxmlformats.org/officeDocument/2006/relationships" xmlns:v="urn:schemas-microsoft-com:vml" xmlns:w10="urn:schemas-microsoft-com:office:word" xmlns:w14="http://schemas.microsoft.com/office/word/2010/wordml" xmlns:w="http://schemas.openxmlformats.org/wordprocessingml/2006/main" xmlns:wne="http://schemas.microsoft.com/office/word/2006/wordml" xmlns:wp14="http://schemas.microsoft.com/office/word/2010/wordprocessingDrawing" xmlns:wp="http://schemas.openxmlformats.org/drawingml/2006/wordprocessingDrawing" xmlns:wpc="http://schemas.microsoft.com/office/word/2010/wordprocessingCanvas" xmlns:wpg="http://schemas.microsoft.com/office/word/2010/wordprocessingGroup" xmlns:wpi="http://schemas.microsoft.com/office/word/2010/wordprocessingInk" xmlns:wps="http://schemas.microsoft.com/office/word/2010/wordprocessingShape" mc:Ignorable="w14 wp14">
+  <w:p>
+    <w:pPr>
+      <w:pStyle w:val="Header"/>
+      <w:jc w:val="left"/>
+    </w:pPr>
+    <w:r/>
+    <w:r>
+      <w:rPr>
+        <w:rFonts w:ascii="Times New Roman" w:hAnsi="Times New Roman"/>
+        <w:b/>
+        <w:color w:val="3B3F45"/>
+        <w:sz w:val="24"/>
+      </w:rPr>
+      <w:t>Behördenantwort Entwurf</w:t>
+    </w:r>
+  </w:p>
+  <w:p>
+    <w:pPr>
+      <w:jc w:val="left"/>
+      <w:pBdr>
+        <w:bottom w:val="single" w:sz="6" w:space="2" w:color="3B3F45"/>
+      </w:pBdr>
+    </w:pPr>
+    <w:r>
+      <w:rPr>
+        <w:rFonts w:ascii="Times New Roman" w:hAnsi="Times New Roman"/>
+        <w:color w:val="6B6B66"/>
+        <w:sz w:val="16"/>
+      </w:rPr>
+      <w:t>Behörde</w:t>
+    </w:r>
+  </w:p>
+</w:hdr>
 </file>
 
 <file path=word/numbering.xml><?xml version="1.0" encoding="utf-8"?>

--- a/testakten/robotikrecht-roboterflotte-vellbruck-muenchen/42_behoerdenantwort_entwurf.docx
+++ b/testakten/robotikrecht-roboterflotte-vellbruck-muenchen/42_behoerdenantwort_entwurf.docx
@@ -37,7 +37,7 @@
         <w:jc w:val="left"/>
       </w:pPr>
       <w:r>
-        <w:t>Dieses Aktenstück betrifft Unterlagen, Maßnahmen, Vorbehalt. Es ist nicht abschließend freigegeben. Die technische Seite spricht in Versionen, Tickets und Parametern; die rechtliche Seite muss daraus Rollen, Zweckbestimmung, Pflichtenkreis und Beweisrisiko bilden.</w:t>
+        <w:t>Dieser Entwurf ist die förmliche Antwort an die Regierung von Oberbayern zur Unterlagenanforderung mit Frist 19.06.2026. Er übergibt den eingefrorenen Dokumentationsstand und benennt Nachlieferungen.</w:t>
       </w:r>
     </w:p>
     <w:p>
@@ -56,13 +56,7 @@
         <w:pStyle w:val="ListBullet"/>
       </w:pPr>
       <w:r>
-        <w:rPr>
-          <w:b/>
-        </w:rPr>
-        <w:t>Unterlagen:</w:t>
-      </w:r>
-      <w:r>
-        <w:t xml:space="preserve"> Die Akte enthält hierzu widersprüchliche Hinweise. Für die rechtliche Bewertung muss geklärt werden, ob die Aussage aus Vertrag, Anleitung, Produktakte, Marketing, Logdaten oder nachträglicher Krisenkommunikation stammt.</w:t>
+        <w:t>Unterlagen: Jedes Dokument wird mit Version, Datum und Verantwortlichem übergeben; Vollständigkeit wird nur je Dokument, nicht pauschal erklärt.</w:t>
       </w:r>
     </w:p>
     <w:p>
@@ -70,13 +64,7 @@
         <w:pStyle w:val="ListBullet"/>
       </w:pPr>
       <w:r>
-        <w:rPr>
-          <w:b/>
-        </w:rPr>
-        <w:t>Maßnahmen:</w:t>
-      </w:r>
-      <w:r>
-        <w:t xml:space="preserve"> Die Akte enthält hierzu widersprüchliche Hinweise. Für die rechtliche Bewertung muss geklärt werden, ob die Aussage aus Vertrag, Anleitung, Produktakte, Marketing, Logdaten oder nachträglicher Krisenkommunikation stammt.</w:t>
+        <w:t>Maßnahmen: Dargestellt werden die drei Stufen der Field Action mit Umsetzungsdaten je Kunde sowie die Sperrung des Admin-Menüs als Sofortmaßnahme.</w:t>
       </w:r>
     </w:p>
     <w:p>
@@ -84,13 +72,7 @@
         <w:pStyle w:val="ListBullet"/>
       </w:pPr>
       <w:r>
-        <w:rPr>
-          <w:b/>
-        </w:rPr>
-        <w:t>Vorbehalt:</w:t>
-      </w:r>
-      <w:r>
-        <w:t xml:space="preserve"> Die Akte enthält hierzu widersprüchliche Hinweise. Für die rechtliche Bewertung muss geklärt werden, ob die Aussage aus Vertrag, Anleitung, Produktakte, Marketing, Logdaten oder nachträglicher Krisenkommunikation stammt.</w:t>
+        <w:t>Vorbehalt: Zur Unfallursache wird auf die laufende sachverständige Aufklärung verwiesen; Wertungen werden ausdrücklich vorbehalten.</w:t>
       </w:r>
     </w:p>
     <w:p>
@@ -109,7 +91,7 @@
         <w:jc w:val="left"/>
       </w:pPr>
       <w:r>
-        <w:t>Die Unterlage ist bewusst nicht glatt: Vertrieb, Technik, Datenschutz, Qualitätssicherung und Geschäftsführung verwenden nicht immer dieselben Produktnamen. Gerade daraus entsteht das juristische Problem, weil Zweckbestimmung, tatsächliche Nutzung, Werbeaussage und Updatepraxis auseinanderlaufen.</w:t>
+        <w:t>Beigefügt werden technische Dokumentation (Stand 12.06.2026), Risikobeurteilung mit Änderungsvermerk, Konformitätsunterlagen mit offengelegtem Entwurfsstand, Eventlog-Auswertung und Maßnahmenprotokoll der Field Action.</w:t>
       </w:r>
     </w:p>
     <w:p>
@@ -117,23 +99,7 @@
         <w:jc w:val="left"/>
       </w:pPr>
       <w:r>
-        <w:t>Für die rechtliche Bewertung müssen die technischen Annahmen jeweils mit der Produktakte abgeglichen werden. Eine Risikobeurteilung, die nur den Laborzustand beschreibt, trägt den Pilotbetrieb im Lager oder im Pflegezimmer nicht automatisch.</w:t>
-      </w:r>
-    </w:p>
-    <w:p>
-      <w:pPr>
-        <w:jc w:val="left"/>
-      </w:pPr>
-      <w:r>
-        <w:t>Die Akte enthält mehrere Spuren, die sich gegenseitig widersprechen: Der Betreiber spricht von einem autonomen Flottensystem, die CE-Unterlage von einem assistierten Transportmittel, die Marketingfolien von lernender Umgebungserkennung und die Bedienungsanleitung von festen Sicherheitszonen.</w:t>
-      </w:r>
-    </w:p>
-    <w:p>
-      <w:pPr>
-        <w:jc w:val="left"/>
-      </w:pPr>
-      <w:r>
-        <w:t>Die Kanzlei soll keine finale technische Konformität bescheinigen, sondern entscheiden, welche Unterlagen fehlen, welche Sofortmaßnahmen nötig sind und welche Aussagen gegenüber Behörde, Kunden, Versicherer und Betroffenen vertretbar sind.</w:t>
+        <w:t>Nachgeliefert werden die deutschen Anleitungskapitel 4 und 7 (Übersetzungstermin 03.07.2026) und der Validierungsbericht zu Patch 2.7.1.</w:t>
       </w:r>
     </w:p>
     <w:p>
@@ -152,10 +118,7 @@
         <w:pStyle w:val="Heading3"/>
       </w:pPr>
       <w:r>
-        <w:rPr>
-          <w:rFonts w:ascii="Times New Roman" w:hAnsi="Times New Roman"/>
-        </w:rPr>
-        <w:t>Punkt 1</w:t>
+        <w:t>Unterlagen</w:t>
       </w:r>
     </w:p>
     <w:p>
@@ -163,7 +126,15 @@
         <w:jc w:val="left"/>
       </w:pPr>
       <w:r>
-        <w:t>Im Gespräch mit Leonie Rottkamp, Bertram Kiendl und Jasper Rodenwald wurde deutlich, dass die Produktlinie nicht mit einer einzigen rechtlichen Schublade erfasst werden kann. Die Vellbruck Robotics GmbH liefert Hardware, Steuerungssoftware, Cloudfunktionen, Wartung und gelegentlich eine kundenspezifische Parametrisierung. Beim Betreiber Münchner Feinlogistik GmbH wurden Schutzfelder verändert, ohne dass klar ist, ob dies vom Admin-Panel gedeckt oder nur technisch möglich war. Der Pflegepilot im St.-Ludgerus-Klinikum München-Sendling verschärft die Lage, weil dort Sensorik, vulnerable Personen und medizinische Nähe zusammentreffen.</w:t>
+        <w:t>Das Anschreiben enthält eine Übergabeliste als Anlage; Abweichungen zwischen ausgeliefertem Stand und Aktenstand werden aktiv benannt statt kaschiert.</w:t>
+      </w:r>
+    </w:p>
+    <w:p>
+      <w:pPr>
+        <w:pStyle w:val="Heading3"/>
+      </w:pPr>
+      <w:r>
+        <w:t>Maßnahmen</w:t>
       </w:r>
     </w:p>
     <w:p>
@@ -171,7 +142,7 @@
         <w:jc w:val="left"/>
       </w:pPr>
       <w:r>
-        <w:t>Für die anwaltliche Bearbeitung sollte zu diesem Punkt eine Belegspur angelegt werden: Dokument, Version, Datum, Verfasser, technische Quelle, rechtliche Relevanz und offene Rückfrage. Besonders gefährlich sind Formulierungen wie „selbstlernend“, „voll autonom“, „MDR-ready“, „sicher ohne Schutzzaun“ oder „keine personenbezogenen Daten“, wenn die technische Dokumentation das nicht trägt.</w:t>
+        <w:t>Die Darstellung bleibt bei dokumentierten Fakten mit Zeitstempel; Prognosen zur Unfallursache enthält die Antwort nicht.</w:t>
       </w:r>
     </w:p>
     <w:p>
@@ -179,10 +150,7 @@
         <w:pStyle w:val="Heading3"/>
       </w:pPr>
       <w:r>
-        <w:rPr>
-          <w:rFonts w:ascii="Times New Roman" w:hAnsi="Times New Roman"/>
-        </w:rPr>
-        <w:t>Punkt 2</w:t>
+        <w:t>Vorbehalt</w:t>
       </w:r>
     </w:p>
     <w:p>
@@ -190,150 +158,7 @@
         <w:jc w:val="left"/>
       </w:pPr>
       <w:r>
-        <w:t>Im Gespräch mit Leonie Rottkamp, Bertram Kiendl und Jasper Rodenwald wurde deutlich, dass die Produktlinie nicht mit einer einzigen rechtlichen Schublade erfasst werden kann. Die Vellbruck Robotics GmbH liefert Hardware, Steuerungssoftware, Cloudfunktionen, Wartung und gelegentlich eine kundenspezifische Parametrisierung. Beim Betreiber Münchner Feinlogistik GmbH wurden Schutzfelder verändert, ohne dass klar ist, ob dies vom Admin-Panel gedeckt oder nur technisch möglich war. Der Pflegepilot im St.-Ludgerus-Klinikum München-Sendling verschärft die Lage, weil dort Sensorik, vulnerable Personen und medizinische Nähe zusammentreffen.</w:t>
-      </w:r>
-    </w:p>
-    <w:p>
-      <w:pPr>
-        <w:jc w:val="left"/>
-      </w:pPr>
-      <w:r>
-        <w:t>Für die anwaltliche Bearbeitung sollte zu diesem Punkt eine Belegspur angelegt werden: Dokument, Version, Datum, Verfasser, technische Quelle, rechtliche Relevanz und offene Rückfrage. Besonders gefährlich sind Formulierungen wie „selbstlernend“, „voll autonom“, „MDR-ready“, „sicher ohne Schutzzaun“ oder „keine personenbezogenen Daten“, wenn die technische Dokumentation das nicht trägt.</w:t>
-      </w:r>
-    </w:p>
-    <w:p>
-      <w:pPr>
-        <w:pStyle w:val="Heading3"/>
-      </w:pPr>
-      <w:r>
-        <w:rPr>
-          <w:rFonts w:ascii="Times New Roman" w:hAnsi="Times New Roman"/>
-        </w:rPr>
-        <w:t>Punkt 3</w:t>
-      </w:r>
-    </w:p>
-    <w:p>
-      <w:pPr>
-        <w:jc w:val="left"/>
-      </w:pPr>
-      <w:r>
-        <w:t>Im Gespräch mit Leonie Rottkamp, Bertram Kiendl und Jasper Rodenwald wurde deutlich, dass die Produktlinie nicht mit einer einzigen rechtlichen Schublade erfasst werden kann. Die Vellbruck Robotics GmbH liefert Hardware, Steuerungssoftware, Cloudfunktionen, Wartung und gelegentlich eine kundenspezifische Parametrisierung. Beim Betreiber Münchner Feinlogistik GmbH wurden Schutzfelder verändert, ohne dass klar ist, ob dies vom Admin-Panel gedeckt oder nur technisch möglich war. Der Pflegepilot im St.-Ludgerus-Klinikum München-Sendling verschärft die Lage, weil dort Sensorik, vulnerable Personen und medizinische Nähe zusammentreffen.</w:t>
-      </w:r>
-    </w:p>
-    <w:p>
-      <w:pPr>
-        <w:jc w:val="left"/>
-      </w:pPr>
-      <w:r>
-        <w:t>Für die anwaltliche Bearbeitung sollte zu diesem Punkt eine Belegspur angelegt werden: Dokument, Version, Datum, Verfasser, technische Quelle, rechtliche Relevanz und offene Rückfrage. Besonders gefährlich sind Formulierungen wie „selbstlernend“, „voll autonom“, „MDR-ready“, „sicher ohne Schutzzaun“ oder „keine personenbezogenen Daten“, wenn die technische Dokumentation das nicht trägt.</w:t>
-      </w:r>
-    </w:p>
-    <w:p>
-      <w:pPr>
-        <w:pStyle w:val="Heading3"/>
-      </w:pPr>
-      <w:r>
-        <w:rPr>
-          <w:rFonts w:ascii="Times New Roman" w:hAnsi="Times New Roman"/>
-        </w:rPr>
-        <w:t>Punkt 4</w:t>
-      </w:r>
-    </w:p>
-    <w:p>
-      <w:pPr>
-        <w:jc w:val="left"/>
-      </w:pPr>
-      <w:r>
-        <w:t>Im Gespräch mit Leonie Rottkamp, Bertram Kiendl und Jasper Rodenwald wurde deutlich, dass die Produktlinie nicht mit einer einzigen rechtlichen Schublade erfasst werden kann. Die Vellbruck Robotics GmbH liefert Hardware, Steuerungssoftware, Cloudfunktionen, Wartung und gelegentlich eine kundenspezifische Parametrisierung. Beim Betreiber Münchner Feinlogistik GmbH wurden Schutzfelder verändert, ohne dass klar ist, ob dies vom Admin-Panel gedeckt oder nur technisch möglich war. Der Pflegepilot im St.-Ludgerus-Klinikum München-Sendling verschärft die Lage, weil dort Sensorik, vulnerable Personen und medizinische Nähe zusammentreffen.</w:t>
-      </w:r>
-    </w:p>
-    <w:p>
-      <w:pPr>
-        <w:jc w:val="left"/>
-      </w:pPr>
-      <w:r>
-        <w:t>Für die anwaltliche Bearbeitung sollte zu diesem Punkt eine Belegspur angelegt werden: Dokument, Version, Datum, Verfasser, technische Quelle, rechtliche Relevanz und offene Rückfrage. Besonders gefährlich sind Formulierungen wie „selbstlernend“, „voll autonom“, „MDR-ready“, „sicher ohne Schutzzaun“ oder „keine personenbezogenen Daten“, wenn die technische Dokumentation das nicht trägt.</w:t>
-      </w:r>
-    </w:p>
-    <w:p>
-      <w:pPr>
-        <w:pStyle w:val="Heading3"/>
-      </w:pPr>
-      <w:r>
-        <w:rPr>
-          <w:rFonts w:ascii="Times New Roman" w:hAnsi="Times New Roman"/>
-        </w:rPr>
-        <w:t>Punkt 5</w:t>
-      </w:r>
-    </w:p>
-    <w:p>
-      <w:pPr>
-        <w:jc w:val="left"/>
-      </w:pPr>
-      <w:r>
-        <w:t>Im Gespräch mit Leonie Rottkamp, Bertram Kiendl und Jasper Rodenwald wurde deutlich, dass die Produktlinie nicht mit einer einzigen rechtlichen Schublade erfasst werden kann. Die Vellbruck Robotics GmbH liefert Hardware, Steuerungssoftware, Cloudfunktionen, Wartung und gelegentlich eine kundenspezifische Parametrisierung. Beim Betreiber Münchner Feinlogistik GmbH wurden Schutzfelder verändert, ohne dass klar ist, ob dies vom Admin-Panel gedeckt oder nur technisch möglich war. Der Pflegepilot im St.-Ludgerus-Klinikum München-Sendling verschärft die Lage, weil dort Sensorik, vulnerable Personen und medizinische Nähe zusammentreffen.</w:t>
-      </w:r>
-    </w:p>
-    <w:p>
-      <w:pPr>
-        <w:jc w:val="left"/>
-      </w:pPr>
-      <w:r>
-        <w:t>Für die anwaltliche Bearbeitung sollte zu diesem Punkt eine Belegspur angelegt werden: Dokument, Version, Datum, Verfasser, technische Quelle, rechtliche Relevanz und offene Rückfrage. Besonders gefährlich sind Formulierungen wie „selbstlernend“, „voll autonom“, „MDR-ready“, „sicher ohne Schutzzaun“ oder „keine personenbezogenen Daten“, wenn die technische Dokumentation das nicht trägt.</w:t>
-      </w:r>
-    </w:p>
-    <w:p>
-      <w:pPr>
-        <w:pStyle w:val="Heading3"/>
-      </w:pPr>
-      <w:r>
-        <w:rPr>
-          <w:rFonts w:ascii="Times New Roman" w:hAnsi="Times New Roman"/>
-        </w:rPr>
-        <w:t>Punkt 6</w:t>
-      </w:r>
-    </w:p>
-    <w:p>
-      <w:pPr>
-        <w:jc w:val="left"/>
-      </w:pPr>
-      <w:r>
-        <w:t>Im Gespräch mit Leonie Rottkamp, Bertram Kiendl und Jasper Rodenwald wurde deutlich, dass die Produktlinie nicht mit einer einzigen rechtlichen Schublade erfasst werden kann. Die Vellbruck Robotics GmbH liefert Hardware, Steuerungssoftware, Cloudfunktionen, Wartung und gelegentlich eine kundenspezifische Parametrisierung. Beim Betreiber Münchner Feinlogistik GmbH wurden Schutzfelder verändert, ohne dass klar ist, ob dies vom Admin-Panel gedeckt oder nur technisch möglich war. Der Pflegepilot im St.-Ludgerus-Klinikum München-Sendling verschärft die Lage, weil dort Sensorik, vulnerable Personen und medizinische Nähe zusammentreffen.</w:t>
-      </w:r>
-    </w:p>
-    <w:p>
-      <w:pPr>
-        <w:jc w:val="left"/>
-      </w:pPr>
-      <w:r>
-        <w:t>Für die anwaltliche Bearbeitung sollte zu diesem Punkt eine Belegspur angelegt werden: Dokument, Version, Datum, Verfasser, technische Quelle, rechtliche Relevanz und offene Rückfrage. Besonders gefährlich sind Formulierungen wie „selbstlernend“, „voll autonom“, „MDR-ready“, „sicher ohne Schutzzaun“ oder „keine personenbezogenen Daten“, wenn die technische Dokumentation das nicht trägt.</w:t>
-      </w:r>
-    </w:p>
-    <w:p>
-      <w:pPr>
-        <w:pStyle w:val="Heading3"/>
-      </w:pPr>
-      <w:r>
-        <w:rPr>
-          <w:rFonts w:ascii="Times New Roman" w:hAnsi="Times New Roman"/>
-        </w:rPr>
-        <w:t>Punkt 7</w:t>
-      </w:r>
-    </w:p>
-    <w:p>
-      <w:pPr>
-        <w:jc w:val="left"/>
-      </w:pPr>
-      <w:r>
-        <w:t>Im Gespräch mit Leonie Rottkamp, Bertram Kiendl und Jasper Rodenwald wurde deutlich, dass die Produktlinie nicht mit einer einzigen rechtlichen Schublade erfasst werden kann. Die Vellbruck Robotics GmbH liefert Hardware, Steuerungssoftware, Cloudfunktionen, Wartung und gelegentlich eine kundenspezifische Parametrisierung. Beim Betreiber Münchner Feinlogistik GmbH wurden Schutzfelder verändert, ohne dass klar ist, ob dies vom Admin-Panel gedeckt oder nur technisch möglich war. Der Pflegepilot im St.-Ludgerus-Klinikum München-Sendling verschärft die Lage, weil dort Sensorik, vulnerable Personen und medizinische Nähe zusammentreffen.</w:t>
-      </w:r>
-    </w:p>
-    <w:p>
-      <w:pPr>
-        <w:jc w:val="left"/>
-      </w:pPr>
-      <w:r>
-        <w:t>Für die anwaltliche Bearbeitung sollte zu diesem Punkt eine Belegspur angelegt werden: Dokument, Version, Datum, Verfasser, technische Quelle, rechtliche Relevanz und offene Rückfrage. Besonders gefährlich sind Formulierungen wie „selbstlernend“, „voll autonom“, „MDR-ready“, „sicher ohne Schutzzaun“ oder „keine personenbezogenen Daten“, wenn die technische Dokumentation das nicht trägt.</w:t>
+        <w:t>Der Vorbehalt wird förmlich formuliert, ohne die Kooperationsbereitschaft in Frage zu stellen; Ansprechpartnerin für Rückfragen ist ausschließlich die Kanzlei.</w:t>
       </w:r>
     </w:p>
     <w:p>
@@ -352,7 +177,7 @@
         <w:pStyle w:val="ListBullet"/>
       </w:pPr>
       <w:r>
-        <w:t>Welche Firmware war am Unfalltag tatsächlich aktiv?</w:t>
+        <w:t>Akzeptiert die Behörde den Nachlieferungstermin 03.07.2026?</w:t>
       </w:r>
     </w:p>
     <w:p>
@@ -360,7 +185,7 @@
         <w:pStyle w:val="ListBullet"/>
       </w:pPr>
       <w:r>
-        <w:t>Welche Zweckbestimmung steht in der final ausgelieferten Anleitung?</w:t>
+        <w:t>Verlangt die Behörde eine eigene Vorfallsmeldung neben der Antwort?</w:t>
       </w:r>
     </w:p>
     <w:p>
@@ -368,23 +193,7 @@
         <w:pStyle w:val="ListBullet"/>
       </w:pPr>
       <w:r>
-        <w:t>Welche Schutzfeldänderungen waren technisch möglich und vertraglich erlaubt?</w:t>
-      </w:r>
-    </w:p>
-    <w:p>
-      <w:pPr>
-        <w:pStyle w:val="ListBullet"/>
-      </w:pPr>
-      <w:r>
-        <w:t>Welche personenbezogenen Daten werden lokal, in der Cloud und in Supporttickets verarbeitet?</w:t>
-      </w:r>
-    </w:p>
-    <w:p>
-      <w:pPr>
-        <w:pStyle w:val="ListBullet"/>
-      </w:pPr>
-      <w:r>
-        <w:t>Welche Aussagen wurden gegenüber Kunden, Behörde und Versicherer bereits gemacht?</w:t>
+        <w:t>Wer zeichnet die Antwort auf Unternehmensseite?</w:t>
       </w:r>
     </w:p>
     <w:sectPr>
